--- a/TrainingManual3_ChiefScribe.docx
+++ b/TrainingManual3_ChiefScribe.docx
@@ -328,12 +328,35 @@
           <w:ilvl w:val="1"/>
           <w:numId w:val="8"/>
         </w:numPr>
-      </w:pPr>
-      <w:r>
         <w:rPr>
           <w:rStyle w:val="SubtleReference"/>
+          <w:smallCaps w:val="0"/>
+          <w:color w:val="auto"/>
+        </w:rPr>
+      </w:pPr>
+      <w:r>
+        <w:rPr>
+          <w:rStyle w:val="SubtleReference"/>
         </w:rPr>
         <w:t>Valuable Advisors</w:t>
+      </w:r>
+    </w:p>
+    <w:p>
+      <w:pPr>
+        <w:pStyle w:val="ListParagraph"/>
+        <w:numPr>
+          <w:ilvl w:val="0"/>
+          <w:numId w:val="8"/>
+        </w:numPr>
+      </w:pPr>
+      <w:r>
+        <w:t xml:space="preserve">Take one pair of Law Tags, put one on your Law, and one on the </w:t>
+      </w:r>
+      <w:r>
+        <w:t>Tax</w:t>
+      </w:r>
+      <w:r>
+        <w:t xml:space="preserve"> action space.</w:t>
       </w:r>
     </w:p>
     <w:p>
@@ -389,10 +412,7 @@
         <w:t xml:space="preserve"> a </w:t>
       </w:r>
       <w:r>
-        <w:t>card marker from the Crime Lor</w:t>
-      </w:r>
-      <w:r>
-        <w:t xml:space="preserve">d and a </w:t>
+        <w:t xml:space="preserve">card marker from the Crime Lord and a </w:t>
       </w:r>
       <w:r>
         <w:t>non-player die</w:t>
@@ -410,7 +430,7 @@
       </w:pPr>
       <w:r>
         <w:lastRenderedPageBreak/>
-        <w:t>“This active Law, otherwise known as an Edict, represents the existing Laws of the land, so we all must follow this Law or suffer a penalty for our disobedience. Since the Crime Lord is the player who will go last in turn order, they will take sponsorship of this Edict, as if they inherited the Law from their fathers. This will give the Crime Lord one extra Honor at the end of the game unless someone modifies this Edict.</w:t>
+        <w:t>“This active Law, otherwise known as an Edict, represents the existing Law of the land, so we all must follow this Law or suffer a penalty for our disobedience. Since the Crime Lord is the player who will go last in turn order, they will take sponsorship of this Edict, as if they inherited the Law from their fathers. This will give the Crime Lord one extra Honor at the end of the game unless someone modifies this Edict.</w:t>
       </w:r>
       <w:r>
         <w:t xml:space="preserve"> As long as it stands, this Edict requires all players to </w:t>
@@ -419,16 +439,19 @@
         <w:t xml:space="preserve">have at least one Investment with at least level </w:t>
       </w:r>
       <w:r>
-        <w:t xml:space="preserve">2 or their </w:t>
-      </w:r>
-      <w:r>
-        <w:rPr>
-          <w:rStyle w:val="Strong"/>
-        </w:rPr>
-        <w:t>Infiltrate</w:t>
-      </w:r>
-      <w:r>
-        <w:t xml:space="preserve"> actions will be more expensive.</w:t>
+        <w:t xml:space="preserve">2 or </w:t>
+      </w:r>
+      <w:r>
+        <w:t xml:space="preserve">one of </w:t>
+      </w:r>
+      <w:r>
+        <w:t>their actions will be more expensive.</w:t>
+      </w:r>
+      <w:r>
+        <w:t xml:space="preserve"> The Crime Lord gets to choose the </w:t>
+      </w:r>
+      <w:r>
+        <w:t>action that could be sanctioned.</w:t>
       </w:r>
       <w:r>
         <w:t>”</w:t>
@@ -443,55 +466,27 @@
         </w:numPr>
       </w:pPr>
       <w:r>
-        <w:t xml:space="preserve">Arrange the </w:t>
-      </w:r>
-      <w:r>
-        <w:t>Laws each player has set up in turn order (clockwise), starting with the Veteran.</w:t>
-      </w:r>
-      <w:r>
-        <w:t xml:space="preserve"> Once you are done, the Veteran’s Law should be at the front, and the Crime Lord’s </w:t>
-      </w:r>
-      <w:r>
-        <w:t>Law should be at the back.</w:t>
+        <w:t xml:space="preserve">Have the Crime Lord </w:t>
+      </w:r>
+      <w:r>
+        <w:t>choose an action to sanction.</w:t>
       </w:r>
     </w:p>
     <w:p>
       <w:pPr>
         <w:pStyle w:val="Quote"/>
-        <w:rPr>
-          <w:i w:val="0"/>
-          <w:iCs w:val="0"/>
-        </w:rPr>
-      </w:pPr>
-      <w:r>
-        <w:t>“</w:t>
-      </w:r>
-      <w:r>
-        <w:t>Th</w:t>
-      </w:r>
-      <w:r>
-        <w:t xml:space="preserve">is is the Law Queue. </w:t>
-      </w:r>
-      <w:r>
-        <w:t xml:space="preserve">The </w:t>
-      </w:r>
-      <w:r>
-        <w:t>Law</w:t>
-      </w:r>
-      <w:r>
-        <w:t>s</w:t>
-      </w:r>
-      <w:r>
-        <w:t xml:space="preserve"> you guys submitted </w:t>
-      </w:r>
-      <w:r>
-        <w:t xml:space="preserve">will eventually work their way toward the front of the </w:t>
-      </w:r>
-      <w:r>
-        <w:t>Queue and get ratified into Edicts. Laws in this Queue are not active and have no effect, but Edicts will affect all players, so this Queue serves as a</w:t>
-      </w:r>
-      <w:r>
-        <w:t xml:space="preserve"> list of future restrictions.</w:t>
+      </w:pPr>
+      <w:r>
+        <w:t xml:space="preserve">“We will identify the sanctioned action by placing a Law Tag on it. Each Law Tag comes in pairs, so the other copy will go on the Edict </w:t>
+      </w:r>
+      <w:r>
+        <w:t>itself. This reminds us which action is sanctioned by which Law.</w:t>
+      </w:r>
+      <w:r>
+        <w:t xml:space="preserve"> Only sanctions from violated Edicts matter. Sanctions from Laws in the Law Queue </w:t>
+      </w:r>
+      <w:r>
+        <w:t>do not take effect until the Law becomes an Edict.</w:t>
       </w:r>
       <w:r>
         <w:t>”</w:t>
@@ -506,6 +501,69 @@
         </w:numPr>
       </w:pPr>
       <w:r>
+        <w:t xml:space="preserve">Arrange the </w:t>
+      </w:r>
+      <w:r>
+        <w:t>Laws each player has set up in turn order (clockwise), starting with the Veteran.</w:t>
+      </w:r>
+      <w:r>
+        <w:t xml:space="preserve"> Once you are done, the Veteran’s Law should be at the front, and the Crime Lord’s </w:t>
+      </w:r>
+      <w:r>
+        <w:t>Law should be at the back.</w:t>
+      </w:r>
+    </w:p>
+    <w:p>
+      <w:pPr>
+        <w:pStyle w:val="Quote"/>
+        <w:rPr>
+          <w:i w:val="0"/>
+          <w:iCs w:val="0"/>
+        </w:rPr>
+      </w:pPr>
+      <w:r>
+        <w:t>“</w:t>
+      </w:r>
+      <w:r>
+        <w:t>Th</w:t>
+      </w:r>
+      <w:r>
+        <w:t xml:space="preserve">is is the Law Queue. </w:t>
+      </w:r>
+      <w:r>
+        <w:t xml:space="preserve">The </w:t>
+      </w:r>
+      <w:r>
+        <w:t>Law</w:t>
+      </w:r>
+      <w:r>
+        <w:t>s</w:t>
+      </w:r>
+      <w:r>
+        <w:t xml:space="preserve"> you guys submitted </w:t>
+      </w:r>
+      <w:r>
+        <w:t xml:space="preserve">will eventually work their way toward the front of the </w:t>
+      </w:r>
+      <w:r>
+        <w:t>Queue and get ratified into Edicts. Laws in this Queue are not active and have no effect, but Edicts will affect all players, so this Queue serves as a</w:t>
+      </w:r>
+      <w:r>
+        <w:t xml:space="preserve"> list of future restrictions.</w:t>
+      </w:r>
+      <w:r>
+        <w:t>”</w:t>
+      </w:r>
+    </w:p>
+    <w:p>
+      <w:pPr>
+        <w:pStyle w:val="ListParagraph"/>
+        <w:numPr>
+          <w:ilvl w:val="0"/>
+          <w:numId w:val="9"/>
+        </w:numPr>
+      </w:pPr>
+      <w:r>
         <w:t>Have the Veteran to set the value of the first Law in the Queue</w:t>
       </w:r>
       <w:r>
@@ -644,7 +702,11 @@
         <w:t>. I will place 2 Troops</w:t>
       </w:r>
       <w:r>
-        <w:t xml:space="preserve"> into a Persian space of the Battlefield, take 1 Coin from the Royal Bank, and place the Leader I used </w:t>
+        <w:t xml:space="preserve"> into a Persian </w:t>
+      </w:r>
+      <w:r>
+        <w:lastRenderedPageBreak/>
+        <w:t xml:space="preserve">space of the Battlefield, take 1 Coin from the Royal Bank, and place the Leader I used </w:t>
       </w:r>
       <w:r>
         <w:t xml:space="preserve">in the Battlefield as well. This way, we all know I was the one who deployed these Troops. Because I have currently deployed the most Troops </w:t>
@@ -668,7 +730,6 @@
         <w:rPr>
           <w:rStyle w:val="Strong"/>
         </w:rPr>
-        <w:lastRenderedPageBreak/>
         <w:t>Petition</w:t>
       </w:r>
       <w:r>
@@ -686,6 +747,12 @@
       <w:r>
         <w:t xml:space="preserve"> Add one of your card markers to each Law, and put them in the back of the Queue, in any order you like.</w:t>
       </w:r>
+      <w:r>
+        <w:t xml:space="preserve"> Add Law Tags to each Law and </w:t>
+      </w:r>
+      <w:r>
+        <w:t>choose the actions each Law will sanction by placing the second halves of the Law Tags on the corresponding action spaces.</w:t>
+      </w:r>
     </w:p>
     <w:p>
       <w:pPr>
@@ -699,6 +766,15 @@
       </w:r>
       <w:r>
         <w:t>some Laws to the Queue. I can add at most 2 Laws because of my Level 2 Leader, but that’s all the Laws I have anyway.</w:t>
+      </w:r>
+      <w:r>
+        <w:t xml:space="preserve"> For each Law I add to the Queue, I need to choose an action to sanction. I will do this by placing a Law Tag matching the Law onto one of the action spaces on the board. If </w:t>
+      </w:r>
+      <w:r>
+        <w:t>my Laws pass, any violators will be sanctioned if they refuse to obey my Laws</w:t>
+      </w:r>
+      <w:r>
+        <w:t>.</w:t>
       </w:r>
       <w:r>
         <w:t>”</w:t>
@@ -719,19 +795,11 @@
           <w:color w:val="auto"/>
         </w:rPr>
       </w:pPr>
-      <w:proofErr w:type="spellStart"/>
-      <w:r>
-        <w:rPr>
-          <w:rStyle w:val="Strong"/>
-        </w:rPr>
-        <w:t>Undermarket</w:t>
-      </w:r>
-      <w:proofErr w:type="spellEnd"/>
-      <w:r>
-        <w:rPr>
-          <w:rStyle w:val="Strong"/>
-        </w:rPr>
-        <w:t xml:space="preserve"> Buy</w:t>
+      <w:r>
+        <w:rPr>
+          <w:rStyle w:val="Strong"/>
+        </w:rPr>
+        <w:t>Undermarket Buy</w:t>
       </w:r>
       <w:r>
         <w:rPr>
@@ -766,23 +834,7 @@
         <w:t xml:space="preserve">I would also like some Commodities, but </w:t>
       </w:r>
       <w:r>
-        <w:t xml:space="preserve">someone already used the Court Buy, so I have to go to the </w:t>
-      </w:r>
-      <w:proofErr w:type="spellStart"/>
-      <w:r>
-        <w:t>Undermarket</w:t>
-      </w:r>
-      <w:proofErr w:type="spellEnd"/>
-      <w:r>
-        <w:t xml:space="preserve"> to get my Commodities. I can use </w:t>
-      </w:r>
-      <w:proofErr w:type="spellStart"/>
-      <w:r>
-        <w:t>Undermarket</w:t>
-      </w:r>
-      <w:proofErr w:type="spellEnd"/>
-      <w:r>
-        <w:t xml:space="preserve"> </w:t>
+        <w:t xml:space="preserve">someone already used the Court Buy, so I have to go to the Undermarket to get my Commodities. I can use Undermarket </w:t>
       </w:r>
       <w:r>
         <w:t xml:space="preserve">actions once per round, even if someone else has already used </w:t>
@@ -800,15 +852,7 @@
         <w:t xml:space="preserve"> like Provincial actions</w:t>
       </w:r>
       <w:r>
-        <w:t xml:space="preserve">, but </w:t>
-      </w:r>
-      <w:proofErr w:type="spellStart"/>
-      <w:r>
-        <w:t>Undermarket</w:t>
-      </w:r>
-      <w:proofErr w:type="spellEnd"/>
-      <w:r>
-        <w:t xml:space="preserve"> actions cost a penalty for their use. In this case, </w:t>
+        <w:t xml:space="preserve">, but Undermarket actions cost a penalty for their use. In this case, </w:t>
       </w:r>
       <w:r>
         <w:t>I</w:t>
@@ -999,6 +1043,7 @@
         <w:pStyle w:val="Quote"/>
       </w:pPr>
       <w:r>
+        <w:lastRenderedPageBreak/>
         <w:t xml:space="preserve">“First, we need to </w:t>
       </w:r>
       <w:r>
@@ -1064,11 +1109,7 @@
         <w:t xml:space="preserve">. From now on, all players must have at least 2 Troops by their screen. If </w:t>
       </w:r>
       <w:r>
-        <w:t xml:space="preserve">you </w:t>
-      </w:r>
-      <w:r>
-        <w:lastRenderedPageBreak/>
-        <w:t xml:space="preserve">fail to comply with this Edict, you will be penalized </w:t>
+        <w:t xml:space="preserve">you fail to comply with this Edict, you will be penalized </w:t>
       </w:r>
       <w:r>
         <w:t>when using the Harvest action, and you will have to pay a Tax at the end of the round</w:t>
@@ -1419,6 +1460,7 @@
           <w:b w:val="0"/>
           <w:bCs w:val="0"/>
         </w:rPr>
+        <w:lastRenderedPageBreak/>
         <w:t xml:space="preserve">“I </w:t>
       </w:r>
       <w:r>
@@ -1497,7 +1539,6 @@
         <w:pStyle w:val="Quote"/>
       </w:pPr>
       <w:r>
-        <w:lastRenderedPageBreak/>
         <w:t>“First, we need to check how well we all followed the Edicts of the Kingdom last round.</w:t>
       </w:r>
       <w:r>
@@ -1627,19 +1668,15 @@
       <w:r>
         <w:t xml:space="preserve">“Now that there is a new Law at the front of the Queue (sponsored by the </w:t>
       </w:r>
-      <w:proofErr w:type="spellStart"/>
       <w:r>
         <w:t>Warmongerer</w:t>
       </w:r>
-      <w:proofErr w:type="spellEnd"/>
       <w:r>
         <w:t xml:space="preserve">), we need to make it the Deliberated Law and set its Threshold. </w:t>
       </w:r>
-      <w:proofErr w:type="spellStart"/>
       <w:r>
         <w:t>Warmongerer</w:t>
       </w:r>
-      <w:proofErr w:type="spellEnd"/>
       <w:r>
         <w:t>, what would you like to set this Law to? Each Law can have a value of 1 to 6.”</w:t>
       </w:r>
@@ -1727,7 +1764,7 @@
           <w:b w:val="0"/>
           <w:bCs w:val="0"/>
         </w:rPr>
-        <w:t xml:space="preserve">If you have not Petitioned, please give me one of your Coins. You may make an Emergency Trade if you need. </w:t>
+        <w:t xml:space="preserve">If you have not Petitioned, please give me one of </w:t>
       </w:r>
       <w:r>
         <w:rPr>
@@ -1735,25 +1772,16 @@
           <w:b w:val="0"/>
           <w:bCs w:val="0"/>
         </w:rPr>
-        <w:t xml:space="preserve">As the </w:t>
-      </w:r>
-      <w:proofErr w:type="spellStart"/>
+        <w:lastRenderedPageBreak/>
+        <w:t xml:space="preserve">your Coins. You may make an Emergency Trade if you need. </w:t>
+      </w:r>
       <w:r>
         <w:rPr>
           <w:rStyle w:val="Strong"/>
           <w:b w:val="0"/>
           <w:bCs w:val="0"/>
         </w:rPr>
-        <w:t>collecter</w:t>
-      </w:r>
-      <w:proofErr w:type="spellEnd"/>
-      <w:r>
-        <w:rPr>
-          <w:rStyle w:val="Strong"/>
-          <w:b w:val="0"/>
-          <w:bCs w:val="0"/>
-        </w:rPr>
-        <w:t xml:space="preserve"> of the taxes on behalf of the King, I will keep </w:t>
+        <w:t xml:space="preserve">As the collecter of the taxes on behalf of the King, I will keep </w:t>
       </w:r>
       <w:r>
         <w:rPr>
@@ -1869,7 +1897,6 @@
         </w:numPr>
       </w:pPr>
       <w:r>
-        <w:lastRenderedPageBreak/>
         <w:t xml:space="preserve">When the Veteran prompts you, trade your </w:t>
       </w:r>
       <w:r>
@@ -1927,19 +1954,11 @@
           <w:bCs w:val="0"/>
         </w:rPr>
       </w:pPr>
-      <w:proofErr w:type="spellStart"/>
-      <w:r>
-        <w:rPr>
-          <w:rStyle w:val="Strong"/>
-        </w:rPr>
-        <w:t>Undermarket</w:t>
-      </w:r>
-      <w:proofErr w:type="spellEnd"/>
-      <w:r>
-        <w:rPr>
-          <w:rStyle w:val="Strong"/>
-        </w:rPr>
-        <w:t xml:space="preserve"> Donate</w:t>
+      <w:r>
+        <w:rPr>
+          <w:rStyle w:val="Strong"/>
+        </w:rPr>
+        <w:t>Undermarket Donate</w:t>
       </w:r>
     </w:p>
     <w:p>
